--- a/dist/resume-mha-drone.docx
+++ b/dist/resume-mha-drone.docx
@@ -428,13 +428,13 @@
           <w:b/>
           <w:bCs/>
         </w:rPr>
-        <w:t xml:space="preserve">Robotics Instructor &amp; Curriculum Developer, VM Education / Playfacto</w:t>
+        <w:t xml:space="preserve">Technology Instructor (Part Time / Full Time), Nullspace Group</w:t>
       </w:r>
       <w:r>
         <w:br/>
       </w:r>
       <w:r>
-        <w:t xml:space="preserve">Jul 2020 – Dec 2020</w:t>
+        <w:t xml:space="preserve">Nov 2016 – Present</w:t>
       </w:r>
     </w:p>
     <w:p>
@@ -443,36 +443,6 @@
         <w:numPr>
           <w:ilvl w:val="0"/>
           <w:numId w:val="1008"/>
-        </w:numPr>
-      </w:pPr>
-      <w:r>
-        <w:t xml:space="preserve">Pioneered and designed the new coding curriculum for the MODI (Luxrobo) platform in Singapore, publishing 5 projects of varying difficulty.</w:t>
-      </w:r>
-    </w:p>
-    <w:p>
-      <w:pPr>
-        <w:pStyle w:val="EntryHeader"/>
-      </w:pPr>
-      <w:r>
-        <w:rPr>
-          <w:b/>
-          <w:bCs/>
-        </w:rPr>
-        <w:t xml:space="preserve">Technology Instructor (Part Time / Full Time), Nullspace Group</w:t>
-      </w:r>
-      <w:r>
-        <w:br/>
-      </w:r>
-      <w:r>
-        <w:t xml:space="preserve">Nov 2016 – Present</w:t>
-      </w:r>
-    </w:p>
-    <w:p>
-      <w:pPr>
-        <w:pStyle w:val="Compact"/>
-        <w:numPr>
-          <w:ilvl w:val="0"/>
-          <w:numId w:val="1009"/>
         </w:numPr>
       </w:pPr>
       <w:r>
@@ -512,7 +482,7 @@
         <w:pStyle w:val="Compact"/>
         <w:numPr>
           <w:ilvl w:val="0"/>
-          <w:numId w:val="1010"/>
+          <w:numId w:val="1009"/>
         </w:numPr>
       </w:pPr>
       <w:r>
@@ -524,7 +494,7 @@
         <w:pStyle w:val="Compact"/>
         <w:numPr>
           <w:ilvl w:val="0"/>
-          <w:numId w:val="1010"/>
+          <w:numId w:val="1009"/>
         </w:numPr>
       </w:pPr>
       <w:r>
@@ -554,7 +524,7 @@
         <w:pStyle w:val="Compact"/>
         <w:numPr>
           <w:ilvl w:val="0"/>
-          <w:numId w:val="1011"/>
+          <w:numId w:val="1010"/>
         </w:numPr>
       </w:pPr>
       <w:r>
@@ -566,7 +536,7 @@
         <w:pStyle w:val="Compact"/>
         <w:numPr>
           <w:ilvl w:val="0"/>
-          <w:numId w:val="1011"/>
+          <w:numId w:val="1010"/>
         </w:numPr>
       </w:pPr>
       <w:r>
@@ -596,7 +566,7 @@
         <w:pStyle w:val="Compact"/>
         <w:numPr>
           <w:ilvl w:val="0"/>
-          <w:numId w:val="1012"/>
+          <w:numId w:val="1011"/>
         </w:numPr>
       </w:pPr>
       <w:r>
@@ -608,7 +578,7 @@
         <w:pStyle w:val="Compact"/>
         <w:numPr>
           <w:ilvl w:val="0"/>
-          <w:numId w:val="1012"/>
+          <w:numId w:val="1011"/>
         </w:numPr>
       </w:pPr>
       <w:r>
@@ -730,7 +700,7 @@
         <w:pStyle w:val="Compact"/>
         <w:numPr>
           <w:ilvl w:val="0"/>
-          <w:numId w:val="1013"/>
+          <w:numId w:val="1012"/>
         </w:numPr>
       </w:pPr>
       <w:r>
@@ -745,6 +715,36 @@
       </w:pPr>
       <w:r>
         <w:t xml:space="preserve">VOLUNTEERING &amp; COMMUNITY SERVICE</w:t>
+      </w:r>
+    </w:p>
+    <w:p>
+      <w:pPr>
+        <w:pStyle w:val="EntryHeader"/>
+      </w:pPr>
+      <w:r>
+        <w:rPr>
+          <w:b/>
+          <w:bCs/>
+        </w:rPr>
+        <w:t xml:space="preserve">ROSCon Singapore 2025 (Open Robotics) — Volunteer</w:t>
+      </w:r>
+      <w:r>
+        <w:br/>
+      </w:r>
+      <w:r>
+        <w:t xml:space="preserve">Oct 2025</w:t>
+      </w:r>
+    </w:p>
+    <w:p>
+      <w:pPr>
+        <w:pStyle w:val="Compact"/>
+        <w:numPr>
+          <w:ilvl w:val="0"/>
+          <w:numId w:val="1013"/>
+        </w:numPr>
+      </w:pPr>
+      <w:r>
+        <w:t xml:space="preserve">Supported event operations, workshops, logistics, and attendee experience at ROSCon Singapore 2025, the annual ROS developer conference.</w:t>
       </w:r>
     </w:p>
     <w:p>
